--- a/Supplementary_Appendix_R1.docx
+++ b/Supplementary_Appendix_R1.docx
@@ -2,6 +2,56 @@
 <file path=word/document.xml><?xml version="1.0" encoding="utf-8"?>
 <w:document xmlns:wpc="http://schemas.microsoft.com/office/word/2010/wordprocessingCanvas" xmlns:mo="http://schemas.microsoft.com/office/mac/office/2008/main" xmlns:mc="http://schemas.openxmlformats.org/markup-compatibility/2006" xmlns:mv="urn:schemas-microsoft-com:mac:vml" xmlns:o="urn:schemas-microsoft-com:office:office" xmlns:r="http://schemas.openxmlformats.org/officeDocument/2006/relationships" xmlns:m="http://schemas.openxmlformats.org/officeDocument/2006/math" xmlns:v="urn:schemas-microsoft-com:vml" xmlns:wp14="http://schemas.microsoft.com/office/word/2010/wordprocessingDrawing" xmlns:wp="http://schemas.openxmlformats.org/drawingml/2006/wordprocessingDrawing" xmlns:w10="urn:schemas-microsoft-com:office:word" xmlns:w="http://schemas.openxmlformats.org/wordprocessingml/2006/main" xmlns:w14="http://schemas.microsoft.com/office/word/2010/wordml" xmlns:wpg="http://schemas.microsoft.com/office/word/2010/wordprocessingGroup" xmlns:wpi="http://schemas.microsoft.com/office/word/2010/wordprocessingInk" xmlns:wne="http://schemas.microsoft.com/office/word/2006/wordml" xmlns:wps="http://schemas.microsoft.com/office/word/2010/wordprocessingShape" mc:Ignorable="w14 wp14">
   <w:body>
+    <w:p>
+      <w:pPr>
+        <w:pStyle w:val="Heading1"/>
+      </w:pPr>
+      <w:r>
+        <w:rPr>
+          <w:rFonts w:ascii="Times New Roman" w:hAnsi="Times New Roman"/>
+          <w:b/>
+          <w:i w:val="0"/>
+          <w:sz w:val="28"/>
+        </w:rPr>
+        <w:t>Supplementary Figure S1. Reconstruction of the analysis set</w:t>
+      </w:r>
+    </w:p>
+    <w:p>
+      <w:r>
+        <w:drawing>
+          <wp:inline xmlns:a="http://schemas.openxmlformats.org/drawingml/2006/main" xmlns:pic="http://schemas.openxmlformats.org/drawingml/2006/picture">
+            <wp:extent cx="5669280" cy="4535424"/>
+            <wp:docPr id="1" name="Picture 1"/>
+            <wp:cNvGraphicFramePr>
+              <a:graphicFrameLocks noChangeAspect="1"/>
+            </wp:cNvGraphicFramePr>
+            <a:graphic>
+              <a:graphicData uri="http://schemas.openxmlformats.org/drawingml/2006/picture">
+                <pic:pic>
+                  <pic:nvPicPr>
+                    <pic:cNvPr id="0" name="figure_s1_reconstruction_flow.png"/>
+                    <pic:cNvPicPr/>
+                  </pic:nvPicPr>
+                  <pic:blipFill>
+                    <a:blip r:embed="rId9"/>
+                    <a:stretch>
+                      <a:fillRect/>
+                    </a:stretch>
+                  </pic:blipFill>
+                  <pic:spPr>
+                    <a:xfrm>
+                      <a:off x="0" y="0"/>
+                      <a:ext cx="5669280" cy="4535424"/>
+                    </a:xfrm>
+                    <a:prstGeom prst="rect"/>
+                  </pic:spPr>
+                </pic:pic>
+              </a:graphicData>
+            </a:graphic>
+          </wp:inline>
+        </w:drawing>
+      </w:r>
+    </w:p>
     <w:p>
       <w:pPr>
         <w:pStyle w:val="Heading1"/>
@@ -2590,6 +2640,782 @@
           <w:i w:val="0"/>
           <w:sz w:val="28"/>
         </w:rPr>
+        <w:t>Supplementary File S3. STROBE checklist</w:t>
+      </w:r>
+    </w:p>
+    <w:p>
+      <w:pPr>
+        <w:spacing w:after="160" w:before="0"/>
+      </w:pPr>
+      <w:r>
+        <w:rPr>
+          <w:rFonts w:ascii="Times New Roman" w:hAnsi="Times New Roman"/>
+          <w:b w:val="0"/>
+          <w:i/>
+          <w:sz w:val="24"/>
+        </w:rPr>
+        <w:t>This observational analysis of published trial reports follows the STROBE statement (von Elm et al., Ann Intern Med 2007; doi:10.7326/0003-4819-147-8-200710160-00010).</w:t>
+      </w:r>
+    </w:p>
+    <w:tbl>
+      <w:tblPr>
+        <w:tblStyle w:val="TableGrid"/>
+        <w:tblW w:type="auto" w:w="0"/>
+        <w:tblLook w:firstColumn="1" w:firstRow="1" w:lastColumn="0" w:lastRow="0" w:noHBand="0" w:noVBand="1" w:val="04A0"/>
+      </w:tblPr>
+      <w:tblGrid>
+        <w:gridCol w:w="2880"/>
+        <w:gridCol w:w="2880"/>
+        <w:gridCol w:w="2880"/>
+      </w:tblGrid>
+      <w:tr>
+        <w:tc>
+          <w:tcPr>
+            <w:tcW w:type="dxa" w:w="2880"/>
+          </w:tcPr>
+          <w:p>
+            <w:r>
+              <w:t>item</w:t>
+            </w:r>
+          </w:p>
+        </w:tc>
+        <w:tc>
+          <w:tcPr>
+            <w:tcW w:type="dxa" w:w="2880"/>
+          </w:tcPr>
+          <w:p>
+            <w:r>
+              <w:t>item_no</w:t>
+            </w:r>
+          </w:p>
+        </w:tc>
+        <w:tc>
+          <w:tcPr>
+            <w:tcW w:type="dxa" w:w="2880"/>
+          </w:tcPr>
+          <w:p>
+            <w:r>
+              <w:t>location</w:t>
+            </w:r>
+          </w:p>
+        </w:tc>
+      </w:tr>
+      <w:tr>
+        <w:tc>
+          <w:tcPr>
+            <w:tcW w:type="dxa" w:w="2880"/>
+          </w:tcPr>
+          <w:p>
+            <w:r>
+              <w:t>Title and abstract</w:t>
+            </w:r>
+          </w:p>
+        </w:tc>
+        <w:tc>
+          <w:tcPr>
+            <w:tcW w:type="dxa" w:w="2880"/>
+          </w:tcPr>
+          <w:p>
+            <w:r>
+              <w:t>1</w:t>
+            </w:r>
+          </w:p>
+        </w:tc>
+        <w:tc>
+          <w:tcPr>
+            <w:tcW w:type="dxa" w:w="2880"/>
+          </w:tcPr>
+          <w:p>
+            <w:r>
+              <w:t>Title; Abstract</w:t>
+            </w:r>
+          </w:p>
+        </w:tc>
+      </w:tr>
+      <w:tr>
+        <w:tc>
+          <w:tcPr>
+            <w:tcW w:type="dxa" w:w="2880"/>
+          </w:tcPr>
+          <w:p>
+            <w:r>
+              <w:t>Background</w:t>
+            </w:r>
+          </w:p>
+        </w:tc>
+        <w:tc>
+          <w:tcPr>
+            <w:tcW w:type="dxa" w:w="2880"/>
+          </w:tcPr>
+          <w:p>
+            <w:r>
+              <w:t>2</w:t>
+            </w:r>
+          </w:p>
+        </w:tc>
+        <w:tc>
+          <w:tcPr>
+            <w:tcW w:type="dxa" w:w="2880"/>
+          </w:tcPr>
+          <w:p>
+            <w:r>
+              <w:t>Background</w:t>
+            </w:r>
+          </w:p>
+        </w:tc>
+      </w:tr>
+      <w:tr>
+        <w:tc>
+          <w:tcPr>
+            <w:tcW w:type="dxa" w:w="2880"/>
+          </w:tcPr>
+          <w:p>
+            <w:r>
+              <w:t>Objectives</w:t>
+            </w:r>
+          </w:p>
+        </w:tc>
+        <w:tc>
+          <w:tcPr>
+            <w:tcW w:type="dxa" w:w="2880"/>
+          </w:tcPr>
+          <w:p>
+            <w:r>
+              <w:t>3</w:t>
+            </w:r>
+          </w:p>
+        </w:tc>
+        <w:tc>
+          <w:tcPr>
+            <w:tcW w:type="dxa" w:w="2880"/>
+          </w:tcPr>
+          <w:p>
+            <w:r>
+              <w:t>Background last paragraph</w:t>
+            </w:r>
+          </w:p>
+        </w:tc>
+      </w:tr>
+      <w:tr>
+        <w:tc>
+          <w:tcPr>
+            <w:tcW w:type="dxa" w:w="2880"/>
+          </w:tcPr>
+          <w:p>
+            <w:r>
+              <w:t>Study design</w:t>
+            </w:r>
+          </w:p>
+        </w:tc>
+        <w:tc>
+          <w:tcPr>
+            <w:tcW w:type="dxa" w:w="2880"/>
+          </w:tcPr>
+          <w:p>
+            <w:r>
+              <w:t>4</w:t>
+            </w:r>
+          </w:p>
+        </w:tc>
+        <w:tc>
+          <w:tcPr>
+            <w:tcW w:type="dxa" w:w="2880"/>
+          </w:tcPr>
+          <w:p>
+            <w:r>
+              <w:t>Methods: Reconstruction of the eligible set</w:t>
+            </w:r>
+          </w:p>
+        </w:tc>
+      </w:tr>
+      <w:tr>
+        <w:tc>
+          <w:tcPr>
+            <w:tcW w:type="dxa" w:w="2880"/>
+          </w:tcPr>
+          <w:p>
+            <w:r>
+              <w:t>Setting</w:t>
+            </w:r>
+          </w:p>
+        </w:tc>
+        <w:tc>
+          <w:tcPr>
+            <w:tcW w:type="dxa" w:w="2880"/>
+          </w:tcPr>
+          <w:p>
+            <w:r>
+              <w:t>5</w:t>
+            </w:r>
+          </w:p>
+        </w:tc>
+        <w:tc>
+          <w:tcPr>
+            <w:tcW w:type="dxa" w:w="2880"/>
+          </w:tcPr>
+          <w:p>
+            <w:r>
+              <w:t>Methods: reconstructed pivotal-trial sample 1994-2021 publications</w:t>
+            </w:r>
+          </w:p>
+        </w:tc>
+      </w:tr>
+      <w:tr>
+        <w:tc>
+          <w:tcPr>
+            <w:tcW w:type="dxa" w:w="2880"/>
+          </w:tcPr>
+          <w:p>
+            <w:r>
+              <w:t>Participants</w:t>
+            </w:r>
+          </w:p>
+        </w:tc>
+        <w:tc>
+          <w:tcPr>
+            <w:tcW w:type="dxa" w:w="2880"/>
+          </w:tcPr>
+          <w:p>
+            <w:r>
+              <w:t>6</w:t>
+            </w:r>
+          </w:p>
+        </w:tc>
+        <w:tc>
+          <w:tcPr>
+            <w:tcW w:type="dxa" w:w="2880"/>
+          </w:tcPr>
+          <w:p>
+            <w:r>
+              <w:t>Methods eligibility; Table 1; Supplementary Table S1</w:t>
+            </w:r>
+          </w:p>
+        </w:tc>
+      </w:tr>
+      <w:tr>
+        <w:tc>
+          <w:tcPr>
+            <w:tcW w:type="dxa" w:w="2880"/>
+          </w:tcPr>
+          <w:p>
+            <w:r>
+              <w:t>Variables</w:t>
+            </w:r>
+          </w:p>
+        </w:tc>
+        <w:tc>
+          <w:tcPr>
+            <w:tcW w:type="dxa" w:w="2880"/>
+          </w:tcPr>
+          <w:p>
+            <w:r>
+              <w:t>7</w:t>
+            </w:r>
+          </w:p>
+        </w:tc>
+        <w:tc>
+          <w:tcPr>
+            <w:tcW w:type="dxa" w:w="2880"/>
+          </w:tcPr>
+          <w:p>
+            <w:r>
+              <w:t>Methods: expected female share; extraction</w:t>
+            </w:r>
+          </w:p>
+        </w:tc>
+      </w:tr>
+      <w:tr>
+        <w:tc>
+          <w:tcPr>
+            <w:tcW w:type="dxa" w:w="2880"/>
+          </w:tcPr>
+          <w:p>
+            <w:r>
+              <w:t>Data sources</w:t>
+            </w:r>
+          </w:p>
+        </w:tc>
+        <w:tc>
+          <w:tcPr>
+            <w:tcW w:type="dxa" w:w="2880"/>
+          </w:tcPr>
+          <w:p>
+            <w:r>
+              <w:t>8</w:t>
+            </w:r>
+          </w:p>
+        </w:tc>
+        <w:tc>
+          <w:tcPr>
+            <w:tcW w:type="dxa" w:w="2880"/>
+          </w:tcPr>
+          <w:p>
+            <w:r>
+              <w:t>Methods: Data extraction; Additional File 1</w:t>
+            </w:r>
+          </w:p>
+        </w:tc>
+      </w:tr>
+      <w:tr>
+        <w:tc>
+          <w:tcPr>
+            <w:tcW w:type="dxa" w:w="2880"/>
+          </w:tcPr>
+          <w:p>
+            <w:r>
+              <w:t>Bias</w:t>
+            </w:r>
+          </w:p>
+        </w:tc>
+        <w:tc>
+          <w:tcPr>
+            <w:tcW w:type="dxa" w:w="2880"/>
+          </w:tcPr>
+          <w:p>
+            <w:r>
+              <w:t>9</w:t>
+            </w:r>
+          </w:p>
+        </w:tc>
+        <w:tc>
+          <w:tcPr>
+            <w:tcW w:type="dxa" w:w="2880"/>
+          </w:tcPr>
+          <w:p>
+            <w:r>
+              <w:t>Limitations: single extractor; expected-share assumptions</w:t>
+            </w:r>
+          </w:p>
+        </w:tc>
+      </w:tr>
+      <w:tr>
+        <w:tc>
+          <w:tcPr>
+            <w:tcW w:type="dxa" w:w="2880"/>
+          </w:tcPr>
+          <w:p>
+            <w:r>
+              <w:t>Study size</w:t>
+            </w:r>
+          </w:p>
+        </w:tc>
+        <w:tc>
+          <w:tcPr>
+            <w:tcW w:type="dxa" w:w="2880"/>
+          </w:tcPr>
+          <w:p>
+            <w:r>
+              <w:t>10</w:t>
+            </w:r>
+          </w:p>
+        </w:tc>
+        <w:tc>
+          <w:tcPr>
+            <w:tcW w:type="dxa" w:w="2880"/>
+          </w:tcPr>
+          <w:p>
+            <w:r>
+              <w:t>Reconstructed n=10 primary trials</w:t>
+            </w:r>
+          </w:p>
+        </w:tc>
+      </w:tr>
+      <w:tr>
+        <w:tc>
+          <w:tcPr>
+            <w:tcW w:type="dxa" w:w="2880"/>
+          </w:tcPr>
+          <w:p>
+            <w:r>
+              <w:t>Quantitative variables</w:t>
+            </w:r>
+          </w:p>
+        </w:tc>
+        <w:tc>
+          <w:tcPr>
+            <w:tcW w:type="dxa" w:w="2880"/>
+          </w:tcPr>
+          <w:p>
+            <w:r>
+              <w:t>11</w:t>
+            </w:r>
+          </w:p>
+        </w:tc>
+        <w:tc>
+          <w:tcPr>
+            <w:tcW w:type="dxa" w:w="2880"/>
+          </w:tcPr>
+          <w:p>
+            <w:r>
+              <w:t>Wilson CIs; log-odds deviations</w:t>
+            </w:r>
+          </w:p>
+        </w:tc>
+      </w:tr>
+      <w:tr>
+        <w:tc>
+          <w:tcPr>
+            <w:tcW w:type="dxa" w:w="2880"/>
+          </w:tcPr>
+          <w:p>
+            <w:r>
+              <w:t>Statistical methods</w:t>
+            </w:r>
+          </w:p>
+        </w:tc>
+        <w:tc>
+          <w:tcPr>
+            <w:tcW w:type="dxa" w:w="2880"/>
+          </w:tcPr>
+          <w:p>
+            <w:r>
+              <w:t>12</w:t>
+            </w:r>
+          </w:p>
+        </w:tc>
+        <w:tc>
+          <w:tcPr>
+            <w:tcW w:type="dxa" w:w="2880"/>
+          </w:tcPr>
+          <w:p>
+            <w:r>
+              <w:t>Methods: Statistical analysis</w:t>
+            </w:r>
+          </w:p>
+        </w:tc>
+      </w:tr>
+      <w:tr>
+        <w:tc>
+          <w:tcPr>
+            <w:tcW w:type="dxa" w:w="2880"/>
+          </w:tcPr>
+          <w:p>
+            <w:r>
+              <w:t>Participants results</w:t>
+            </w:r>
+          </w:p>
+        </w:tc>
+        <w:tc>
+          <w:tcPr>
+            <w:tcW w:type="dxa" w:w="2880"/>
+          </w:tcPr>
+          <w:p>
+            <w:r>
+              <w:t>13</w:t>
+            </w:r>
+          </w:p>
+        </w:tc>
+        <w:tc>
+          <w:tcPr>
+            <w:tcW w:type="dxa" w:w="2880"/>
+          </w:tcPr>
+          <w:p>
+            <w:r>
+              <w:t>Results: Reconstruction; Supplementary Figure S1</w:t>
+            </w:r>
+          </w:p>
+        </w:tc>
+      </w:tr>
+      <w:tr>
+        <w:tc>
+          <w:tcPr>
+            <w:tcW w:type="dxa" w:w="2880"/>
+          </w:tcPr>
+          <w:p>
+            <w:r>
+              <w:t>Descriptive data</w:t>
+            </w:r>
+          </w:p>
+        </w:tc>
+        <w:tc>
+          <w:tcPr>
+            <w:tcW w:type="dxa" w:w="2880"/>
+          </w:tcPr>
+          <w:p>
+            <w:r>
+              <w:t>14</w:t>
+            </w:r>
+          </w:p>
+        </w:tc>
+        <w:tc>
+          <w:tcPr>
+            <w:tcW w:type="dxa" w:w="2880"/>
+          </w:tcPr>
+          <w:p>
+            <w:r>
+              <w:t>Table 1; Figure 1</w:t>
+            </w:r>
+          </w:p>
+        </w:tc>
+      </w:tr>
+      <w:tr>
+        <w:tc>
+          <w:tcPr>
+            <w:tcW w:type="dxa" w:w="2880"/>
+          </w:tcPr>
+          <w:p>
+            <w:r>
+              <w:t>Outcome data</w:t>
+            </w:r>
+          </w:p>
+        </w:tc>
+        <w:tc>
+          <w:tcPr>
+            <w:tcW w:type="dxa" w:w="2880"/>
+          </w:tcPr>
+          <w:p>
+            <w:r>
+              <w:t>15</w:t>
+            </w:r>
+          </w:p>
+        </w:tc>
+        <w:tc>
+          <w:tcPr>
+            <w:tcW w:type="dxa" w:w="2880"/>
+          </w:tcPr>
+          <w:p>
+            <w:r>
+              <w:t>Table 1; Figure 2</w:t>
+            </w:r>
+          </w:p>
+        </w:tc>
+      </w:tr>
+      <w:tr>
+        <w:tc>
+          <w:tcPr>
+            <w:tcW w:type="dxa" w:w="2880"/>
+          </w:tcPr>
+          <w:p>
+            <w:r>
+              <w:t>Main results</w:t>
+            </w:r>
+          </w:p>
+        </w:tc>
+        <w:tc>
+          <w:tcPr>
+            <w:tcW w:type="dxa" w:w="2880"/>
+          </w:tcPr>
+          <w:p>
+            <w:r>
+              <w:t>16</w:t>
+            </w:r>
+          </w:p>
+        </w:tc>
+        <w:tc>
+          <w:tcPr>
+            <w:tcW w:type="dxa" w:w="2880"/>
+          </w:tcPr>
+          <w:p>
+            <w:r>
+              <w:t>Results: Bayesian summary</w:t>
+            </w:r>
+          </w:p>
+        </w:tc>
+      </w:tr>
+      <w:tr>
+        <w:tc>
+          <w:tcPr>
+            <w:tcW w:type="dxa" w:w="2880"/>
+          </w:tcPr>
+          <w:p>
+            <w:r>
+              <w:t>Other analyses</w:t>
+            </w:r>
+          </w:p>
+        </w:tc>
+        <w:tc>
+          <w:tcPr>
+            <w:tcW w:type="dxa" w:w="2880"/>
+          </w:tcPr>
+          <w:p>
+            <w:r>
+              <w:t>17</w:t>
+            </w:r>
+          </w:p>
+        </w:tc>
+        <w:tc>
+          <w:tcPr>
+            <w:tcW w:type="dxa" w:w="2880"/>
+          </w:tcPr>
+          <w:p>
+            <w:r>
+              <w:t>Sensitivity analyses in Results</w:t>
+            </w:r>
+          </w:p>
+        </w:tc>
+      </w:tr>
+      <w:tr>
+        <w:tc>
+          <w:tcPr>
+            <w:tcW w:type="dxa" w:w="2880"/>
+          </w:tcPr>
+          <w:p>
+            <w:r>
+              <w:t>Key results</w:t>
+            </w:r>
+          </w:p>
+        </w:tc>
+        <w:tc>
+          <w:tcPr>
+            <w:tcW w:type="dxa" w:w="2880"/>
+          </w:tcPr>
+          <w:p>
+            <w:r>
+              <w:t>18</w:t>
+            </w:r>
+          </w:p>
+        </w:tc>
+        <w:tc>
+          <w:tcPr>
+            <w:tcW w:type="dxa" w:w="2880"/>
+          </w:tcPr>
+          <w:p>
+            <w:r>
+              <w:t>Discussion first paragraphs</w:t>
+            </w:r>
+          </w:p>
+        </w:tc>
+      </w:tr>
+      <w:tr>
+        <w:tc>
+          <w:tcPr>
+            <w:tcW w:type="dxa" w:w="2880"/>
+          </w:tcPr>
+          <w:p>
+            <w:r>
+              <w:t>Limitations</w:t>
+            </w:r>
+          </w:p>
+        </w:tc>
+        <w:tc>
+          <w:tcPr>
+            <w:tcW w:type="dxa" w:w="2880"/>
+          </w:tcPr>
+          <w:p>
+            <w:r>
+              <w:t>19</w:t>
+            </w:r>
+          </w:p>
+        </w:tc>
+        <w:tc>
+          <w:tcPr>
+            <w:tcW w:type="dxa" w:w="2880"/>
+          </w:tcPr>
+          <w:p>
+            <w:r>
+              <w:t>Discussion: Limitations</w:t>
+            </w:r>
+          </w:p>
+        </w:tc>
+      </w:tr>
+      <w:tr>
+        <w:tc>
+          <w:tcPr>
+            <w:tcW w:type="dxa" w:w="2880"/>
+          </w:tcPr>
+          <w:p>
+            <w:r>
+              <w:t>Interpretation</w:t>
+            </w:r>
+          </w:p>
+        </w:tc>
+        <w:tc>
+          <w:tcPr>
+            <w:tcW w:type="dxa" w:w="2880"/>
+          </w:tcPr>
+          <w:p>
+            <w:r>
+              <w:t>20</w:t>
+            </w:r>
+          </w:p>
+        </w:tc>
+        <w:tc>
+          <w:tcPr>
+            <w:tcW w:type="dxa" w:w="2880"/>
+          </w:tcPr>
+          <w:p>
+            <w:r>
+              <w:t>Discussion; Conclusions</w:t>
+            </w:r>
+          </w:p>
+        </w:tc>
+      </w:tr>
+      <w:tr>
+        <w:tc>
+          <w:tcPr>
+            <w:tcW w:type="dxa" w:w="2880"/>
+          </w:tcPr>
+          <w:p>
+            <w:r>
+              <w:t>Generalisability</w:t>
+            </w:r>
+          </w:p>
+        </w:tc>
+        <w:tc>
+          <w:tcPr>
+            <w:tcW w:type="dxa" w:w="2880"/>
+          </w:tcPr>
+          <w:p>
+            <w:r>
+              <w:t>21</w:t>
+            </w:r>
+          </w:p>
+        </w:tc>
+        <w:tc>
+          <w:tcPr>
+            <w:tcW w:type="dxa" w:w="2880"/>
+          </w:tcPr>
+          <w:p>
+            <w:r>
+              <w:t>Limitations: not a registry census</w:t>
+            </w:r>
+          </w:p>
+        </w:tc>
+      </w:tr>
+      <w:tr>
+        <w:tc>
+          <w:tcPr>
+            <w:tcW w:type="dxa" w:w="2880"/>
+          </w:tcPr>
+          <w:p>
+            <w:r>
+              <w:t>Funding</w:t>
+            </w:r>
+          </w:p>
+        </w:tc>
+        <w:tc>
+          <w:tcPr>
+            <w:tcW w:type="dxa" w:w="2880"/>
+          </w:tcPr>
+          <w:p>
+            <w:r>
+              <w:t>22</w:t>
+            </w:r>
+          </w:p>
+        </w:tc>
+        <w:tc>
+          <w:tcPr>
+            <w:tcW w:type="dxa" w:w="2880"/>
+          </w:tcPr>
+          <w:p>
+            <w:r>
+              <w:t>Declarations</w:t>
+            </w:r>
+          </w:p>
+        </w:tc>
+      </w:tr>
+    </w:tbl>
+    <w:p>
+      <w:pPr>
+        <w:pStyle w:val="Heading1"/>
+      </w:pPr>
+      <w:r>
+        <w:rPr>
+          <w:rFonts w:ascii="Times New Roman" w:hAnsi="Times New Roman"/>
+          <w:b/>
+          <w:i w:val="0"/>
+          <w:sz w:val="28"/>
+        </w:rPr>
         <w:t>Model specification</w:t>
       </w:r>
     </w:p>
@@ -2604,7 +3430,7 @@
           <w:i w:val="0"/>
           <w:sz w:val="24"/>
         </w:rPr>
-        <w:t>Observational unit: trial. Linear predictor: logit(p) − logit(π) = α + δ_disease + residual. No calendar-time term in the primary model. Priors: α ~ Normal(0,1); τ, σδ ~ HalfNormal(0.5). Componentwise Metropolis–Hastings, 20,000 iterations, 5,000 discarded, seed 42. See src/analysis.py and results/summary.json.</w:t>
+        <w:t>Observational unit: trial. Linear predictor: logit(p) − logit(π) = α + δ_disease + residual. No calendar-time term in the primary model. Priors: α ~ Normal(0,1); τ, σδ ~ HalfNormal(0.5). Componentwise Metropolis–Hastings, 20,000 iterations, 5,000 discarded as burn-in, seed 42. Acceptance rates: α 86%, δ 58%, τ 85%, σδ 93%. See src/analysis.py and results/summary.json.</w:t>
       </w:r>
     </w:p>
     <w:sectPr>
